--- a/01 Tanakh/02 Nevi_im/02 Latter Prophets/12 Yechezkel/Yechezkel 04.docx
+++ b/01 Tanakh/02 Nevi_im/02 Latter Prophets/12 Yechezkel/Yechezkel 04.docx
@@ -22,7 +22,7 @@
           <w:szCs w:val="24"/>
           <w:rtl w:val="0"/>
         </w:rPr>
-        <w:t xml:space="preserve">(Book Title)</w:t>
+        <w:t xml:space="preserve">Yechezkel</w:t>
       </w:r>
     </w:p>
     <w:p>
@@ -43,7 +43,12 @@
           <w:szCs w:val="40"/>
           <w:rtl w:val="0"/>
         </w:rPr>
-        <w:t xml:space="preserve">1</w:t>
+        <w:t xml:space="preserve">4</w:t>
+      </w:r>
+      <w:r>
+        <w:rPr>
+          <w:rtl w:val="0"/>
+        </w:rPr>
       </w:r>
     </w:p>
     <w:p>
@@ -84,238 +89,507 @@
     </w:p>
     <w:p>
       <w:pPr>
-        <w:ind w:firstLine="720"/>
+        <w:ind w:left="0" w:firstLine="0"/>
+        <w:rPr>
+          <w:sz w:val="24"/>
+          <w:szCs w:val="24"/>
+        </w:rPr>
+      </w:pPr>
+      <w:r>
+        <w:rPr>
+          <w:rtl w:val="0"/>
+        </w:rPr>
+      </w:r>
+    </w:p>
+    <w:p>
+      <w:pPr>
+        <w:numPr>
+          <w:ilvl w:val="0"/>
+          <w:numId w:val="1"/>
+        </w:numPr>
+        <w:ind w:left="720" w:hanging="360"/>
+        <w:rPr>
+          <w:sz w:val="24"/>
+          <w:szCs w:val="24"/>
+          <w:u w:val="none"/>
+        </w:rPr>
+      </w:pPr>
+      <w:r>
+        <w:rPr>
+          <w:sz w:val="24"/>
+          <w:szCs w:val="24"/>
+          <w:rtl w:val="0"/>
+        </w:rPr>
+        <w:t xml:space="preserve">“As for you, human being, take a clay slab, lay it down in front of you, and draw on it the city of Yerushalayim.</w:t>
+      </w:r>
+    </w:p>
+    <w:p>
+      <w:pPr>
+        <w:numPr>
+          <w:ilvl w:val="0"/>
+          <w:numId w:val="1"/>
+        </w:numPr>
+        <w:ind w:left="720" w:hanging="360"/>
+        <w:rPr>
+          <w:sz w:val="24"/>
+          <w:szCs w:val="24"/>
+          <w:u w:val="none"/>
+        </w:rPr>
+      </w:pPr>
+      <w:r>
+        <w:rPr>
+          <w:sz w:val="24"/>
+          <w:szCs w:val="24"/>
+          <w:rtl w:val="0"/>
+        </w:rPr>
+        <w:t xml:space="preserve">Show it under siege — build towers against it, raise earthworks against it, set up camps against it, and surround it with battering rams.</w:t>
+      </w:r>
+    </w:p>
+    <w:p>
+      <w:pPr>
+        <w:numPr>
+          <w:ilvl w:val="0"/>
+          <w:numId w:val="1"/>
+        </w:numPr>
+        <w:ind w:left="720" w:hanging="360"/>
+        <w:rPr>
+          <w:sz w:val="24"/>
+          <w:szCs w:val="24"/>
+          <w:u w:val="none"/>
+        </w:rPr>
+      </w:pPr>
+      <w:r>
+        <w:rPr>
+          <w:sz w:val="24"/>
+          <w:szCs w:val="24"/>
+          <w:rtl w:val="0"/>
+        </w:rPr>
+        <w:t xml:space="preserve">Then take an iron griddle and put it in place as a wall of iron between yourself and the city, and fix your gaze on it — the city is under siege, and you are the one besieging it. This will be a sign for the house of Isra’el.</w:t>
+      </w:r>
+    </w:p>
+    <w:p>
+      <w:pPr>
+        <w:numPr>
+          <w:ilvl w:val="0"/>
+          <w:numId w:val="1"/>
+        </w:numPr>
+        <w:ind w:left="720" w:hanging="360"/>
+        <w:rPr>
+          <w:sz w:val="24"/>
+          <w:szCs w:val="24"/>
+          <w:u w:val="none"/>
+        </w:rPr>
+      </w:pPr>
+      <w:r>
+        <w:rPr>
+          <w:sz w:val="24"/>
+          <w:szCs w:val="24"/>
+          <w:rtl w:val="0"/>
+        </w:rPr>
+        <w:t xml:space="preserve">“Next, you are to lie on your left side, and have it bear the guilt of the house of Isra’el — for as many days as you lie on your side, you will bear their guilt.</w:t>
+      </w:r>
+    </w:p>
+    <w:p>
+      <w:pPr>
+        <w:numPr>
+          <w:ilvl w:val="0"/>
+          <w:numId w:val="1"/>
+        </w:numPr>
+        <w:ind w:left="720" w:hanging="360"/>
+        <w:rPr>
+          <w:sz w:val="24"/>
+          <w:szCs w:val="24"/>
+          <w:u w:val="none"/>
+        </w:rPr>
+      </w:pPr>
+      <w:r>
+        <w:rPr>
+          <w:sz w:val="24"/>
+          <w:szCs w:val="24"/>
+          <w:rtl w:val="0"/>
+        </w:rPr>
+        <w:t xml:space="preserve">For I am assigning you one day for each year of their guilt; thus you are to bear the guilt of the house of Isra’el for 390 days.</w:t>
+      </w:r>
+    </w:p>
+    <w:p>
+      <w:pPr>
+        <w:numPr>
+          <w:ilvl w:val="0"/>
+          <w:numId w:val="1"/>
+        </w:numPr>
+        <w:ind w:left="720" w:hanging="360"/>
+        <w:rPr>
+          <w:sz w:val="24"/>
+          <w:szCs w:val="24"/>
+          <w:u w:val="none"/>
+        </w:rPr>
+      </w:pPr>
+      <w:r>
+        <w:rPr>
+          <w:sz w:val="24"/>
+          <w:szCs w:val="24"/>
+          <w:rtl w:val="0"/>
+        </w:rPr>
+        <w:t xml:space="preserve">Then, when you have finished that, you are to lie on your right side and bear the guilt of the house of Y’hudah for forty days, each day corresponding to a year; this is what I am assigning you.</w:t>
+      </w:r>
+    </w:p>
+    <w:p>
+      <w:pPr>
+        <w:numPr>
+          <w:ilvl w:val="0"/>
+          <w:numId w:val="1"/>
+        </w:numPr>
+        <w:ind w:left="720" w:hanging="360"/>
+        <w:rPr>
+          <w:sz w:val="24"/>
+          <w:szCs w:val="24"/>
+          <w:u w:val="none"/>
+        </w:rPr>
+      </w:pPr>
+      <w:r>
+        <w:rPr>
+          <w:sz w:val="24"/>
+          <w:szCs w:val="24"/>
+          <w:rtl w:val="0"/>
+        </w:rPr>
+        <w:t xml:space="preserve">You are to fix your gaze on the siege of Yerushalayim, and, with your arm bared, prophesy against it.</w:t>
+      </w:r>
+    </w:p>
+    <w:p>
+      <w:pPr>
+        <w:numPr>
+          <w:ilvl w:val="0"/>
+          <w:numId w:val="1"/>
+        </w:numPr>
+        <w:ind w:left="720" w:hanging="360"/>
+        <w:rPr>
+          <w:sz w:val="24"/>
+          <w:szCs w:val="24"/>
+          <w:u w:val="none"/>
+        </w:rPr>
+      </w:pPr>
+      <w:r>
+        <w:rPr>
+          <w:sz w:val="24"/>
+          <w:szCs w:val="24"/>
+          <w:rtl w:val="0"/>
+        </w:rPr>
+        <w:t xml:space="preserve">I am tying you down with ropes, and you are not to turn from one side to the other until you have completed the days of your siege.</w:t>
+      </w:r>
+    </w:p>
+    <w:p>
+      <w:pPr>
+        <w:numPr>
+          <w:ilvl w:val="0"/>
+          <w:numId w:val="1"/>
+        </w:numPr>
+        <w:ind w:left="720" w:hanging="360"/>
+        <w:rPr>
+          <w:sz w:val="24"/>
+          <w:szCs w:val="24"/>
+          <w:u w:val="none"/>
+        </w:rPr>
+      </w:pPr>
+      <w:r>
+        <w:rPr>
+          <w:sz w:val="24"/>
+          <w:szCs w:val="24"/>
+          <w:rtl w:val="0"/>
+        </w:rPr>
+        <w:t xml:space="preserve">“Take wheat, barley, beans, lentils, millet and buckwheat; put them together in one bowl; and make bread from it. For as long as you lie on your side, 390 days, this is what you are to eat.</w:t>
+      </w:r>
+    </w:p>
+    <w:p>
+      <w:pPr>
+        <w:numPr>
+          <w:ilvl w:val="0"/>
+          <w:numId w:val="1"/>
+        </w:numPr>
+        <w:ind w:left="720" w:hanging="360"/>
+        <w:rPr>
+          <w:sz w:val="24"/>
+          <w:szCs w:val="24"/>
+          <w:u w:val="none"/>
+        </w:rPr>
+      </w:pPr>
+      <w:r>
+        <w:rPr>
+          <w:sz w:val="24"/>
+          <w:szCs w:val="24"/>
+          <w:rtl w:val="0"/>
+        </w:rPr>
+        <w:t xml:space="preserve">Each day the food you eat must weigh only three-quarters of a pound; you may eat it from time to time during the day.</w:t>
+      </w:r>
+    </w:p>
+    <w:p>
+      <w:pPr>
+        <w:numPr>
+          <w:ilvl w:val="0"/>
+          <w:numId w:val="1"/>
+        </w:numPr>
+        <w:ind w:left="720" w:hanging="360"/>
+        <w:rPr>
+          <w:sz w:val="24"/>
+          <w:szCs w:val="24"/>
+          <w:u w:val="none"/>
+        </w:rPr>
+      </w:pPr>
+      <w:r>
+        <w:rPr>
+          <w:sz w:val="24"/>
+          <w:szCs w:val="24"/>
+          <w:rtl w:val="0"/>
+        </w:rPr>
+        <w:t xml:space="preserve">You are also to drink a limited amount of water, two-thirds of a quart; you may drink it from time to time during the day.</w:t>
+      </w:r>
+    </w:p>
+    <w:p>
+      <w:pPr>
+        <w:numPr>
+          <w:ilvl w:val="0"/>
+          <w:numId w:val="1"/>
+        </w:numPr>
+        <w:ind w:left="720" w:hanging="360"/>
+        <w:rPr>
+          <w:sz w:val="24"/>
+          <w:szCs w:val="24"/>
+          <w:u w:val="none"/>
+        </w:rPr>
+      </w:pPr>
+      <w:r>
+        <w:rPr>
+          <w:sz w:val="24"/>
+          <w:szCs w:val="24"/>
+          <w:rtl w:val="0"/>
+        </w:rPr>
+        <w:t xml:space="preserve">The bread you eat is to be baked like barley cakes; you are to bake it before their eyes, using human dung as fuel.”</w:t>
+      </w:r>
+    </w:p>
+    <w:p>
+      <w:pPr>
+        <w:numPr>
+          <w:ilvl w:val="0"/>
+          <w:numId w:val="1"/>
+        </w:numPr>
+        <w:ind w:left="720" w:hanging="360"/>
+        <w:rPr>
+          <w:sz w:val="24"/>
+          <w:szCs w:val="24"/>
+          <w:u w:val="none"/>
+        </w:rPr>
+      </w:pPr>
+      <w:r>
+        <w:rPr>
+          <w:sz w:val="24"/>
+          <w:szCs w:val="24"/>
+          <w:rtl w:val="0"/>
+        </w:rPr>
+        <w:t xml:space="preserve">EHYEH said, “This is how the people of Isra’el will eat their food — unclean — in the nations where I am driving them.”</w:t>
+      </w:r>
+    </w:p>
+    <w:p>
+      <w:pPr>
+        <w:numPr>
+          <w:ilvl w:val="0"/>
+          <w:numId w:val="1"/>
+        </w:numPr>
+        <w:ind w:left="720" w:hanging="360"/>
+        <w:rPr>
+          <w:sz w:val="24"/>
+          <w:szCs w:val="24"/>
+          <w:u w:val="none"/>
+        </w:rPr>
+      </w:pPr>
+      <w:r>
+        <w:rPr>
+          <w:sz w:val="24"/>
+          <w:szCs w:val="24"/>
+          <w:rtl w:val="0"/>
+        </w:rPr>
+        <w:t xml:space="preserve">I objected: “No, ADONAI YIHOVEH! I have never defiled myself — from my youth until now I have never eaten anything that died by itself or was killed by wild animals; no such disgusting food has ever entered my mouth.”</w:t>
+      </w:r>
+    </w:p>
+    <w:p>
+      <w:pPr>
+        <w:ind w:left="720" w:firstLine="0"/>
+        <w:rPr>
+          <w:sz w:val="24"/>
+          <w:szCs w:val="24"/>
+        </w:rPr>
+      </w:pPr>
+      <w:r>
+        <w:rPr>
+          <w:rtl w:val="0"/>
+        </w:rPr>
+      </w:r>
+    </w:p>
+    <w:p>
+      <w:pPr>
+        <w:ind w:left="720" w:firstLine="0"/>
+        <w:rPr>
+          <w:sz w:val="24"/>
+          <w:szCs w:val="24"/>
+        </w:rPr>
+      </w:pPr>
+      <w:r>
+        <w:rPr>
+          <w:rtl w:val="0"/>
+        </w:rPr>
+      </w:r>
+    </w:p>
+    <w:p>
+      <w:pPr>
+        <w:ind w:left="720" w:firstLine="0"/>
+        <w:rPr>
+          <w:sz w:val="24"/>
+          <w:szCs w:val="24"/>
+        </w:rPr>
+      </w:pPr>
+      <w:r>
+        <w:rPr>
+          <w:rtl w:val="0"/>
+        </w:rPr>
+      </w:r>
+    </w:p>
+    <w:p>
+      <w:pPr>
+        <w:jc w:val="center"/>
         <w:rPr>
           <w:b w:val="1"/>
           <w:bCs w:val="1"/>
-          <w:sz w:val="24"/>
-          <w:szCs w:val="24"/>
-        </w:rPr>
-      </w:pPr>
-      <w:r>
-        <w:rPr>
-          <w:rtl w:val="0"/>
-        </w:rPr>
-      </w:r>
-    </w:p>
-    <w:p>
-      <w:pPr>
-        <w:numPr>
-          <w:ilvl w:val="0"/>
-          <w:numId w:val="1"/>
-        </w:numPr>
-        <w:ind w:left="720" w:hanging="360"/>
-        <w:rPr>
-          <w:sz w:val="24"/>
-          <w:szCs w:val="24"/>
-          <w:u w:val="none"/>
-        </w:rPr>
-      </w:pPr>
-      <w:r>
-        <w:rPr>
-          <w:sz w:val="24"/>
-          <w:szCs w:val="24"/>
-          <w:rtl w:val="0"/>
-        </w:rPr>
-        <w:t xml:space="preserve">Text</w:t>
-      </w:r>
-    </w:p>
-    <w:p>
-      <w:pPr>
-        <w:rPr>
-          <w:sz w:val="24"/>
-          <w:szCs w:val="24"/>
-        </w:rPr>
-      </w:pPr>
-      <w:r>
-        <w:rPr>
-          <w:rtl w:val="0"/>
-        </w:rPr>
-      </w:r>
-    </w:p>
-    <w:p>
-      <w:pPr>
-        <w:rPr>
-          <w:sz w:val="24"/>
-          <w:szCs w:val="24"/>
-        </w:rPr>
-      </w:pPr>
-      <w:r>
-        <w:rPr>
-          <w:rtl w:val="0"/>
-        </w:rPr>
-      </w:r>
-    </w:p>
-    <w:p>
-      <w:pPr>
-        <w:ind w:firstLine="720"/>
+          <w:color w:val="999999"/>
+          <w:sz w:val="24"/>
+          <w:szCs w:val="24"/>
+        </w:rPr>
+      </w:pPr>
+      <w:r>
         <w:rPr>
           <w:b w:val="1"/>
           <w:bCs w:val="1"/>
-          <w:sz w:val="24"/>
-          <w:szCs w:val="24"/>
-        </w:rPr>
-      </w:pPr>
-      <w:r>
-        <w:rPr>
-          <w:b w:val="1"/>
-          <w:bCs w:val="1"/>
-          <w:sz w:val="24"/>
-          <w:szCs w:val="24"/>
-          <w:rtl w:val="0"/>
-        </w:rPr>
-        <w:t xml:space="preserve">(Section Title)</w:t>
-      </w:r>
-    </w:p>
-    <w:p>
-      <w:pPr>
-        <w:ind w:firstLine="720"/>
-        <w:rPr>
-          <w:b w:val="1"/>
-          <w:bCs w:val="1"/>
-          <w:sz w:val="24"/>
-          <w:szCs w:val="24"/>
-        </w:rPr>
-      </w:pPr>
-      <w:r>
-        <w:rPr>
-          <w:rtl w:val="0"/>
-        </w:rPr>
-      </w:r>
-    </w:p>
-    <w:p>
-      <w:pPr>
-        <w:numPr>
-          <w:ilvl w:val="0"/>
-          <w:numId w:val="1"/>
-        </w:numPr>
-        <w:ind w:left="720" w:hanging="360"/>
-        <w:rPr>
-          <w:sz w:val="24"/>
-          <w:szCs w:val="24"/>
-          <w:u w:val="none"/>
-        </w:rPr>
-      </w:pPr>
-      <w:r>
-        <w:rPr>
-          <w:sz w:val="24"/>
-          <w:szCs w:val="24"/>
-          <w:rtl w:val="0"/>
-        </w:rPr>
-        <w:t xml:space="preserve">Text</w:t>
-      </w:r>
-    </w:p>
-    <w:p>
-      <w:pPr>
-        <w:rPr>
-          <w:sz w:val="24"/>
-          <w:szCs w:val="24"/>
-        </w:rPr>
-      </w:pPr>
-      <w:r>
-        <w:rPr>
-          <w:rtl w:val="0"/>
-        </w:rPr>
+          <w:color w:val="999999"/>
+          <w:sz w:val="24"/>
+          <w:szCs w:val="24"/>
+          <w:rtl w:val="0"/>
+        </w:rPr>
+        <w:t xml:space="preserve">Yechezkel</w:t>
       </w:r>
     </w:p>
     <w:p>
       <w:pPr>
         <w:jc w:val="center"/>
+        <w:rPr>
+          <w:sz w:val="24"/>
+          <w:szCs w:val="24"/>
+        </w:rPr>
+      </w:pPr>
+      <w:r>
         <w:rPr>
           <w:b w:val="1"/>
           <w:bCs w:val="1"/>
           <w:sz w:val="40"/>
           <w:szCs w:val="40"/>
-        </w:rPr>
-      </w:pPr>
-      <w:r>
-        <w:rPr>
-          <w:b w:val="1"/>
-          <w:bCs w:val="1"/>
-          <w:color w:val="999999"/>
-          <w:sz w:val="24"/>
-          <w:szCs w:val="24"/>
-          <w:rtl w:val="0"/>
-        </w:rPr>
-        <w:t xml:space="preserve">(Book Title)</w:t>
-      </w:r>
-      <w:r>
-        <w:rPr>
-          <w:rtl w:val="0"/>
-        </w:rPr>
-      </w:r>
-    </w:p>
-    <w:p>
-      <w:pPr>
-        <w:jc w:val="center"/>
-        <w:rPr>
-          <w:b w:val="1"/>
-          <w:bCs w:val="1"/>
-          <w:sz w:val="40"/>
-          <w:szCs w:val="40"/>
-        </w:rPr>
-      </w:pPr>
-      <w:r>
-        <w:rPr>
-          <w:b w:val="1"/>
-          <w:bCs w:val="1"/>
-          <w:sz w:val="40"/>
-          <w:szCs w:val="40"/>
-          <w:rtl w:val="0"/>
-        </w:rPr>
-        <w:t xml:space="preserve">1</w:t>
-      </w:r>
-    </w:p>
-    <w:p>
-      <w:pPr>
-        <w:rPr>
-          <w:b w:val="1"/>
-          <w:bCs w:val="1"/>
-          <w:sz w:val="24"/>
-          <w:szCs w:val="24"/>
-        </w:rPr>
-      </w:pPr>
-      <w:r>
-        <w:rPr>
-          <w:rtl w:val="0"/>
-        </w:rPr>
-      </w:r>
-    </w:p>
-    <w:p>
-      <w:pPr>
-        <w:rPr>
-          <w:b w:val="1"/>
-          <w:bCs w:val="1"/>
-          <w:sz w:val="24"/>
-          <w:szCs w:val="24"/>
-        </w:rPr>
-      </w:pPr>
-      <w:r>
-        <w:rPr>
-          <w:rtl w:val="0"/>
-        </w:rPr>
-      </w:r>
-    </w:p>
-    <w:p>
-      <w:pPr>
-        <w:numPr>
-          <w:ilvl w:val="0"/>
-          <w:numId w:val="1"/>
-        </w:numPr>
-        <w:ind w:left="720" w:hanging="360"/>
-        <w:rPr>
-          <w:sz w:val="24"/>
-          <w:szCs w:val="24"/>
-          <w:u w:val="none"/>
-        </w:rPr>
-      </w:pPr>
-      <w:r>
-        <w:rPr>
-          <w:sz w:val="24"/>
-          <w:szCs w:val="24"/>
-          <w:rtl w:val="0"/>
-        </w:rPr>
-        <w:t xml:space="preserve">Text</w:t>
+          <w:rtl w:val="0"/>
+        </w:rPr>
+        <w:t xml:space="preserve">4</w:t>
+      </w:r>
+      <w:r>
+        <w:rPr>
+          <w:rtl w:val="0"/>
+        </w:rPr>
+      </w:r>
+    </w:p>
+    <w:p>
+      <w:pPr>
+        <w:ind w:left="720" w:firstLine="0"/>
+        <w:rPr>
+          <w:sz w:val="24"/>
+          <w:szCs w:val="24"/>
+        </w:rPr>
+      </w:pPr>
+      <w:r>
+        <w:rPr>
+          <w:rtl w:val="0"/>
+        </w:rPr>
+      </w:r>
+    </w:p>
+    <w:p>
+      <w:pPr>
+        <w:ind w:left="720" w:firstLine="0"/>
+        <w:rPr>
+          <w:sz w:val="24"/>
+          <w:szCs w:val="24"/>
+        </w:rPr>
+      </w:pPr>
+      <w:r>
+        <w:rPr>
+          <w:rtl w:val="0"/>
+        </w:rPr>
+      </w:r>
+    </w:p>
+    <w:p>
+      <w:pPr>
+        <w:numPr>
+          <w:ilvl w:val="0"/>
+          <w:numId w:val="1"/>
+        </w:numPr>
+        <w:ind w:left="720" w:hanging="360"/>
+        <w:rPr>
+          <w:sz w:val="24"/>
+          <w:szCs w:val="24"/>
+          <w:u w:val="none"/>
+        </w:rPr>
+      </w:pPr>
+      <w:r>
+        <w:rPr>
+          <w:sz w:val="24"/>
+          <w:szCs w:val="24"/>
+          <w:rtl w:val="0"/>
+        </w:rPr>
+        <w:t xml:space="preserve">He answered, “All right, I will give you cow dung to use instead of human dung, and you can prepare your bread on it.”</w:t>
+      </w:r>
+    </w:p>
+    <w:p>
+      <w:pPr>
+        <w:numPr>
+          <w:ilvl w:val="0"/>
+          <w:numId w:val="1"/>
+        </w:numPr>
+        <w:ind w:left="720" w:hanging="360"/>
+        <w:rPr>
+          <w:sz w:val="24"/>
+          <w:szCs w:val="24"/>
+          <w:u w:val="none"/>
+        </w:rPr>
+      </w:pPr>
+      <w:r>
+        <w:rPr>
+          <w:sz w:val="24"/>
+          <w:szCs w:val="24"/>
+          <w:rtl w:val="0"/>
+        </w:rPr>
+        <w:t xml:space="preserve">He then said to me, “Human being, I am going to cut off the supply of bread in Yerushalayim, so that they will anxiously weigh out bread to eat, and, horrified, ration water to drink.</w:t>
+      </w:r>
+    </w:p>
+    <w:p>
+      <w:pPr>
+        <w:numPr>
+          <w:ilvl w:val="0"/>
+          <w:numId w:val="1"/>
+        </w:numPr>
+        <w:ind w:left="720" w:hanging="360"/>
+        <w:rPr>
+          <w:sz w:val="24"/>
+          <w:szCs w:val="24"/>
+          <w:u w:val="none"/>
+        </w:rPr>
+      </w:pPr>
+      <w:r>
+        <w:rPr>
+          <w:sz w:val="24"/>
+          <w:szCs w:val="24"/>
+          <w:rtl w:val="0"/>
+        </w:rPr>
+        <w:t xml:space="preserve">Finally, due to lack of bread and water, they will stare at each other in shock, wasting away because of their guilt.”</w:t>
       </w:r>
     </w:p>
     <w:sectPr>
